--- a/public/templates/person.docx
+++ b/public/templates/person.docx
@@ -4,36 +4,18 @@
   <w:body>
     <w:p>
       <w:r>
-        <w:rPr>
-          <w:rFonts w:ascii="Times New Roman" w:eastAsia="Times New Roman" w:hAnsi="Times New Roman" w:cs="Times New Roman"/>
-          <w:sz w:val="24"/>
-          <w:szCs w:val="24"/>
-          <w:lang w:val="en-US" w:eastAsia="ru-RU"/>
-        </w:rPr>
-        <w:t xml:space="preserve">{{ </w:t>
+        <w:t>{</w:t>
       </w:r>
+      <w:bookmarkStart w:id="0" w:name="_GoBack"/>
+      <w:bookmarkEnd w:id="0"/>
       <w:proofErr w:type="spellStart"/>
       <w:r>
-        <w:rPr>
-          <w:rFonts w:ascii="Times New Roman" w:eastAsia="Times New Roman" w:hAnsi="Times New Roman" w:cs="Times New Roman"/>
-          <w:sz w:val="24"/>
-          <w:szCs w:val="24"/>
-          <w:lang w:val="en-US" w:eastAsia="ru-RU"/>
-        </w:rPr>
         <w:t>representativeName</w:t>
       </w:r>
       <w:proofErr w:type="spellEnd"/>
       <w:r>
-        <w:rPr>
-          <w:rFonts w:ascii="Times New Roman" w:eastAsia="Times New Roman" w:hAnsi="Times New Roman" w:cs="Times New Roman"/>
-          <w:sz w:val="24"/>
-          <w:szCs w:val="24"/>
-          <w:lang w:val="en-US" w:eastAsia="ru-RU"/>
-        </w:rPr>
-        <w:t xml:space="preserve"> }}</w:t>
+        <w:t>}</w:t>
       </w:r>
-      <w:bookmarkStart w:id="0" w:name="_GoBack"/>
-      <w:bookmarkEnd w:id="0"/>
     </w:p>
     <w:sectPr>
       <w:pgSz w:w="11906" w:h="16838"/>
@@ -466,23 +448,6 @@
     <w:semiHidden/>
     <w:unhideWhenUsed/>
   </w:style>
-  <w:style w:type="paragraph" w:styleId="a3">
-    <w:name w:val="Normal (Web)"/>
-    <w:basedOn w:val="a"/>
-    <w:uiPriority w:val="99"/>
-    <w:semiHidden/>
-    <w:unhideWhenUsed/>
-    <w:rsid w:val="00AC2005"/>
-    <w:pPr>
-      <w:spacing w:before="100" w:beforeAutospacing="1" w:after="100" w:afterAutospacing="1" w:line="240" w:lineRule="auto"/>
-    </w:pPr>
-    <w:rPr>
-      <w:rFonts w:ascii="Times New Roman" w:eastAsia="Times New Roman" w:hAnsi="Times New Roman" w:cs="Times New Roman"/>
-      <w:sz w:val="24"/>
-      <w:szCs w:val="24"/>
-      <w:lang w:eastAsia="ru-RU"/>
-    </w:rPr>
-  </w:style>
 </w:styles>
 </file>
 

--- a/public/templates/person.docx
+++ b/public/templates/person.docx
@@ -3,18 +3,181 @@
 <w:document xmlns:wpc="http://schemas.microsoft.com/office/word/2010/wordprocessingCanvas" xmlns:cx="http://schemas.microsoft.com/office/drawing/2014/chartex" xmlns:mc="http://schemas.openxmlformats.org/markup-compatibility/2006" xmlns:o="urn:schemas-microsoft-com:office:office" xmlns:r="http://schemas.openxmlformats.org/officeDocument/2006/relationships" xmlns:m="http://schemas.openxmlformats.org/officeDocument/2006/math" xmlns:v="urn:schemas-microsoft-com:vml" xmlns:wp14="http://schemas.microsoft.com/office/word/2010/wordprocessingDrawing" xmlns:wp="http://schemas.openxmlformats.org/drawingml/2006/wordprocessingDrawing" xmlns:w10="urn:schemas-microsoft-com:office:word" xmlns:w="http://schemas.openxmlformats.org/wordprocessingml/2006/main" xmlns:w14="http://schemas.microsoft.com/office/word/2010/wordml" xmlns:w15="http://schemas.microsoft.com/office/word/2012/wordml" xmlns:w16se="http://schemas.microsoft.com/office/word/2015/wordml/symex" xmlns:wpg="http://schemas.microsoft.com/office/word/2010/wordprocessingGroup" xmlns:wpi="http://schemas.microsoft.com/office/word/2010/wordprocessingInk" xmlns:wne="http://schemas.microsoft.com/office/word/2006/wordml" xmlns:wps="http://schemas.microsoft.com/office/word/2010/wordprocessingShape" mc:Ignorable="w14 w15 w16se wp14">
   <w:body>
     <w:p>
-      <w:r>
-        <w:t>{</w:t>
+      <w:pPr>
+        <w:rPr>
+          <w:rFonts w:ascii="Times New Roman" w:hAnsi="Times New Roman" w:cs="Times New Roman"/>
+          <w:sz w:val="28"/>
+          <w:szCs w:val="28"/>
+          <w:lang w:val="en-US"/>
+        </w:rPr>
+      </w:pPr>
+      <w:r>
+        <w:rPr>
+          <w:rFonts w:ascii="Times New Roman" w:hAnsi="Times New Roman" w:cs="Times New Roman"/>
+          <w:sz w:val="28"/>
+          <w:szCs w:val="28"/>
+          <w:lang w:val="en-US"/>
+        </w:rPr>
+        <w:t>{% if representativeName %}</w:t>
+      </w:r>
+    </w:p>
+    <w:p>
+      <w:pPr>
+        <w:rPr>
+          <w:rFonts w:ascii="Times New Roman" w:hAnsi="Times New Roman" w:cs="Times New Roman"/>
+          <w:sz w:val="28"/>
+          <w:szCs w:val="28"/>
+          <w:lang w:val="en-US"/>
+        </w:rPr>
+      </w:pPr>
+      <w:r>
+        <w:rPr>
+          <w:rFonts w:ascii="Times New Roman" w:hAnsi="Times New Roman" w:cs="Times New Roman"/>
+          <w:sz w:val="28"/>
+          <w:szCs w:val="28"/>
+        </w:rPr>
+        <w:t>Представитель</w:t>
+      </w:r>
+      <w:r>
+        <w:rPr>
+          <w:rFonts w:ascii="Times New Roman" w:hAnsi="Times New Roman" w:cs="Times New Roman"/>
+          <w:sz w:val="28"/>
+          <w:szCs w:val="28"/>
+          <w:lang w:val="en-US"/>
+        </w:rPr>
+        <w:t xml:space="preserve">: </w:t>
+      </w:r>
+      <w:proofErr w:type="gramStart"/>
+      <w:r>
+        <w:rPr>
+          <w:rFonts w:ascii="Times New Roman" w:hAnsi="Times New Roman" w:cs="Times New Roman"/>
+          <w:sz w:val="28"/>
+          <w:szCs w:val="28"/>
+          <w:lang w:val="en-US"/>
+        </w:rPr>
+        <w:t xml:space="preserve">{ </w:t>
+      </w:r>
+      <w:proofErr w:type="spellStart"/>
+      <w:r>
+        <w:rPr>
+          <w:rFonts w:ascii="Times New Roman" w:hAnsi="Times New Roman" w:cs="Times New Roman"/>
+          <w:sz w:val="28"/>
+          <w:szCs w:val="28"/>
+          <w:lang w:val="en-US"/>
+        </w:rPr>
+        <w:t>representativeName</w:t>
+      </w:r>
+      <w:proofErr w:type="spellEnd"/>
+      <w:proofErr w:type="gramEnd"/>
+      <w:r>
+        <w:rPr>
+          <w:rFonts w:ascii="Times New Roman" w:hAnsi="Times New Roman" w:cs="Times New Roman"/>
+          <w:sz w:val="28"/>
+          <w:szCs w:val="28"/>
+          <w:lang w:val="en-US"/>
+        </w:rPr>
+        <w:t xml:space="preserve"> </w:t>
+      </w:r>
+      <w:r>
+        <w:rPr>
+          <w:rFonts w:ascii="Times New Roman" w:hAnsi="Times New Roman" w:cs="Times New Roman"/>
+          <w:sz w:val="28"/>
+          <w:szCs w:val="28"/>
+          <w:lang w:val="en-US"/>
+        </w:rPr>
+        <w:t>}</w:t>
+      </w:r>
+    </w:p>
+    <w:p>
+      <w:pPr>
+        <w:rPr>
+          <w:rFonts w:ascii="Times New Roman" w:hAnsi="Times New Roman" w:cs="Times New Roman"/>
+          <w:sz w:val="28"/>
+          <w:szCs w:val="28"/>
+          <w:lang w:val="en-US"/>
+        </w:rPr>
+      </w:pPr>
+      <w:r>
+        <w:rPr>
+          <w:rFonts w:ascii="Times New Roman" w:hAnsi="Times New Roman" w:cs="Times New Roman"/>
+          <w:sz w:val="28"/>
+          <w:szCs w:val="28"/>
+          <w:lang w:val="en-US"/>
+        </w:rPr>
+        <w:t>{% else %}</w:t>
+      </w:r>
+    </w:p>
+    <w:p>
+      <w:pPr>
+        <w:rPr>
+          <w:rFonts w:ascii="Times New Roman" w:hAnsi="Times New Roman" w:cs="Times New Roman"/>
+          <w:sz w:val="28"/>
+          <w:szCs w:val="28"/>
+        </w:rPr>
+      </w:pPr>
+      <w:r>
+        <w:rPr>
+          <w:rFonts w:ascii="Times New Roman" w:hAnsi="Times New Roman" w:cs="Times New Roman"/>
+          <w:sz w:val="28"/>
+          <w:szCs w:val="28"/>
+        </w:rPr>
+        <w:t xml:space="preserve">Наименование организации: { </w:t>
+      </w:r>
+      <w:proofErr w:type="spellStart"/>
+      <w:r>
+        <w:rPr>
+          <w:rFonts w:ascii="Times New Roman" w:hAnsi="Times New Roman" w:cs="Times New Roman"/>
+          <w:sz w:val="28"/>
+          <w:szCs w:val="28"/>
+        </w:rPr>
+        <w:t>organizationName</w:t>
+      </w:r>
+      <w:proofErr w:type="spellEnd"/>
+      <w:r>
+        <w:rPr>
+          <w:rFonts w:ascii="Times New Roman" w:hAnsi="Times New Roman" w:cs="Times New Roman"/>
+          <w:sz w:val="28"/>
+          <w:szCs w:val="28"/>
+        </w:rPr>
+        <w:t xml:space="preserve"> </w:t>
       </w:r>
       <w:bookmarkStart w:id="0" w:name="_GoBack"/>
       <w:bookmarkEnd w:id="0"/>
+      <w:r>
+        <w:rPr>
+          <w:rFonts w:ascii="Times New Roman" w:hAnsi="Times New Roman" w:cs="Times New Roman"/>
+          <w:sz w:val="28"/>
+          <w:szCs w:val="28"/>
+        </w:rPr>
+        <w:t>}</w:t>
+      </w:r>
+    </w:p>
+    <w:p>
+      <w:r>
+        <w:rPr>
+          <w:rFonts w:ascii="Times New Roman" w:hAnsi="Times New Roman" w:cs="Times New Roman"/>
+          <w:sz w:val="28"/>
+          <w:szCs w:val="28"/>
+        </w:rPr>
+        <w:t xml:space="preserve">{% </w:t>
+      </w:r>
       <w:proofErr w:type="spellStart"/>
       <w:r>
-        <w:t>representativeName</w:t>
+        <w:rPr>
+          <w:rFonts w:ascii="Times New Roman" w:hAnsi="Times New Roman" w:cs="Times New Roman"/>
+          <w:sz w:val="28"/>
+          <w:szCs w:val="28"/>
+        </w:rPr>
+        <w:t>endif</w:t>
       </w:r>
       <w:proofErr w:type="spellEnd"/>
       <w:r>
-        <w:t>}</w:t>
+        <w:rPr>
+          <w:rFonts w:ascii="Times New Roman" w:hAnsi="Times New Roman" w:cs="Times New Roman"/>
+          <w:sz w:val="28"/>
+          <w:szCs w:val="28"/>
+        </w:rPr>
+        <w:t xml:space="preserve"> %}</w:t>
       </w:r>
     </w:p>
     <w:sectPr>
@@ -448,6 +611,56 @@
     <w:semiHidden/>
     <w:unhideWhenUsed/>
   </w:style>
+  <w:style w:type="paragraph" w:styleId="a3">
+    <w:name w:val="Title"/>
+    <w:basedOn w:val="a"/>
+    <w:next w:val="a"/>
+    <w:link w:val="a4"/>
+    <w:uiPriority w:val="10"/>
+    <w:qFormat/>
+    <w:rsid w:val="003D65F0"/>
+    <w:pPr>
+      <w:spacing w:after="0" w:line="240" w:lineRule="auto"/>
+      <w:contextualSpacing/>
+    </w:pPr>
+    <w:rPr>
+      <w:rFonts w:asciiTheme="majorHAnsi" w:eastAsiaTheme="majorEastAsia" w:hAnsiTheme="majorHAnsi" w:cstheme="majorBidi"/>
+      <w:spacing w:val="-10"/>
+      <w:kern w:val="28"/>
+      <w:sz w:val="56"/>
+      <w:szCs w:val="56"/>
+    </w:rPr>
+  </w:style>
+  <w:style w:type="character" w:customStyle="1" w:styleId="a4">
+    <w:name w:val="Заголовок Знак"/>
+    <w:basedOn w:val="a0"/>
+    <w:link w:val="a3"/>
+    <w:uiPriority w:val="10"/>
+    <w:rsid w:val="003D65F0"/>
+    <w:rPr>
+      <w:rFonts w:asciiTheme="majorHAnsi" w:eastAsiaTheme="majorEastAsia" w:hAnsiTheme="majorHAnsi" w:cstheme="majorBidi"/>
+      <w:spacing w:val="-10"/>
+      <w:kern w:val="28"/>
+      <w:sz w:val="56"/>
+      <w:szCs w:val="56"/>
+    </w:rPr>
+  </w:style>
+  <w:style w:type="paragraph" w:styleId="a5">
+    <w:name w:val="Normal (Web)"/>
+    <w:basedOn w:val="a"/>
+    <w:uiPriority w:val="99"/>
+    <w:unhideWhenUsed/>
+    <w:rsid w:val="003D65F0"/>
+    <w:pPr>
+      <w:spacing w:before="100" w:beforeAutospacing="1" w:after="100" w:afterAutospacing="1" w:line="240" w:lineRule="auto"/>
+    </w:pPr>
+    <w:rPr>
+      <w:rFonts w:ascii="Times New Roman" w:eastAsia="Times New Roman" w:hAnsi="Times New Roman" w:cs="Times New Roman"/>
+      <w:sz w:val="24"/>
+      <w:szCs w:val="24"/>
+      <w:lang w:eastAsia="ru-RU"/>
+    </w:rPr>
+  </w:style>
 </w:styles>
 </file>
 
